--- a/docs/Terminos-Confianza-Carga-Uber-Truck.docx
+++ b/docs/Terminos-Confianza-Carga-Uber-Truck.docx
@@ -33,6 +33,16 @@
         <w:rPr>
           <w:b/>
         </w:rPr>
+        <w:t xml:space="preserve">Marca:</w:t>
+      </w:r>
+      <w:r>
+        <w:rPr/>
+        <w:t xml:space="preserve"> Cubik · </w:t>
+      </w:r>
+      <w:r>
+        <w:rPr>
+          <w:b/>
+        </w:rPr>
         <w:t xml:space="preserve">Versión:</w:t>
       </w:r>
       <w:r>
@@ -45,6 +55,18 @@
             <w:rStyle w:val="Hyperlink"/>
           </w:rPr>
           <w:t xml:space="preserve">Volver a la app</w:t>
+        </w:r>
+      </w:hyperlink>
+      <w:r>
+        <w:rPr/>
+        <w:t xml:space="preserve"> · </w:t>
+      </w:r>
+      <w:hyperlink r:id="rId7">
+        <w:r>
+          <w:rPr>
+            <w:rStyle w:val="Hyperlink"/>
+          </w:rPr>
+          <w:t xml:space="preserve">Pack revisión legal</w:t>
         </w:r>
       </w:hyperlink>
     </w:p>
@@ -659,7 +681,7 @@
         <w:rPr/>
         <w:t xml:space="preserve">Tabla ampliada: </w:t>
       </w:r>
-      <w:hyperlink r:id="rId7">
+      <w:hyperlink r:id="rId8">
         <w:r>
           <w:rPr>
             <w:rStyle w:val="Hyperlink"/>
@@ -720,9 +742,216 @@
     </w:p>
     <w:p>
       <w:pPr>
-        <w:spacing w:lineRule="auto"/>
-      </w:pPr>
-      <w:hyperlink r:id="rId8">
+        <w:pStyle w:val="Heading2"/>
+        <w:spacing w:lineRule="auto"/>
+      </w:pPr>
+      <w:r>
+        <w:rPr/>
+        <w:t xml:space="preserve">9. Checklist para revisión legal (piloto Cubik)</w:t>
+      </w:r>
+    </w:p>
+    <w:p>
+      <w:pPr>
+        <w:spacing w:lineRule="auto"/>
+      </w:pPr>
+      <w:r>
+        <w:rPr/>
+        <w:t xml:space="preserve">Documento preparado para abogado en Chile. Marcar ítems antes de escalar fuera del piloto M2.</w:t>
+      </w:r>
+    </w:p>
+    <w:p>
+      <w:pPr>
+        <w:numPr>
+          <w:ilvl w:val="0"/>
+          <w:numId w:val="2"/>
+        </w:numPr>
+        <w:spacing w:lineRule="auto"/>
+      </w:pPr>
+      <w:r>
+        <w:rPr>
+          <w:b/>
+        </w:rPr>
+        <w:t xml:space="preserve">Intermediación vs transporte:</w:t>
+      </w:r>
+      <w:r>
+        <w:rPr/>
+        <w:t xml:space="preserve"> confirmar que la plataforma no asume rol de transportista ni custodio de mercadería.</w:t>
+      </w:r>
+    </w:p>
+    <w:p>
+      <w:pPr>
+        <w:numPr>
+          <w:ilvl w:val="0"/>
+          <w:numId w:val="2"/>
+        </w:numPr>
+        <w:spacing w:lineRule="auto"/>
+      </w:pPr>
+      <w:r>
+        <w:rPr>
+          <w:b/>
+        </w:rPr>
+        <w:t xml:space="preserve">Declaración de carga:</w:t>
+      </w:r>
+      <w:r>
+        <w:rPr/>
+        <w:t xml:space="preserve"> alcance de la responsabilidad del embarcador por veracidad, licitud y valor referencial.</w:t>
+      </w:r>
+    </w:p>
+    <w:p>
+      <w:pPr>
+        <w:numPr>
+          <w:ilvl w:val="0"/>
+          <w:numId w:val="2"/>
+        </w:numPr>
+        <w:spacing w:lineRule="auto"/>
+      </w:pPr>
+      <w:r>
+        <w:rPr>
+          <w:b/>
+        </w:rPr>
+        <w:t xml:space="preserve">Seguros:</w:t>
+      </w:r>
+      <w:r>
+        <w:rPr/>
+        <w:t xml:space="preserve"> si aplica seguro por viaje o pólizas de terceros; límites de reembolso de la plataforma.</w:t>
+      </w:r>
+    </w:p>
+    <w:p>
+      <w:pPr>
+        <w:numPr>
+          <w:ilvl w:val="0"/>
+          <w:numId w:val="2"/>
+        </w:numPr>
+        <w:spacing w:lineRule="auto"/>
+      </w:pPr>
+      <w:r>
+        <w:rPr>
+          <w:b/>
+        </w:rPr>
+        <w:t xml:space="preserve">Incidentes:</w:t>
+      </w:r>
+      <w:r>
+        <w:rPr/>
+        <w:t xml:space="preserve"> procedimiento de registro, plazos, cooperación con antecedentes y no indemnización automática.</w:t>
+      </w:r>
+    </w:p>
+    <w:p>
+      <w:pPr>
+        <w:numPr>
+          <w:ilvl w:val="0"/>
+          <w:numId w:val="2"/>
+        </w:numPr>
+        <w:spacing w:lineRule="auto"/>
+      </w:pPr>
+      <w:r>
+        <w:rPr>
+          <w:b/>
+        </w:rPr>
+        <w:t xml:space="preserve">Multas y pagos:</w:t>
+      </w:r>
+      <w:r>
+        <w:rPr/>
+        <w:t xml:space="preserve"> naturaleza de penalidades por cancelación, medios de pago externos vs futura pasarela, comprobantes y plazos de confirmación.</w:t>
+      </w:r>
+    </w:p>
+    <w:p>
+      <w:pPr>
+        <w:numPr>
+          <w:ilvl w:val="0"/>
+          <w:numId w:val="2"/>
+        </w:numPr>
+        <w:spacing w:lineRule="auto"/>
+      </w:pPr>
+      <w:r>
+        <w:rPr>
+          <w:b/>
+        </w:rPr>
+        <w:t xml:space="preserve">Datos personales:</w:t>
+      </w:r>
+      <w:r>
+        <w:rPr/>
+        <w:t xml:space="preserve"> tratamiento de RUT, cuenta bancaria, KYC, geolocalización (Ley 19.628 / futura Ley 21.719).</w:t>
+      </w:r>
+    </w:p>
+    <w:p>
+      <w:pPr>
+        <w:numPr>
+          <w:ilvl w:val="0"/>
+          <w:numId w:val="2"/>
+        </w:numPr>
+        <w:spacing w:lineRule="auto"/>
+      </w:pPr>
+      <w:r>
+        <w:rPr>
+          <w:b/>
+        </w:rPr>
+        <w:t xml:space="preserve">Términos y privacidad:</w:t>
+      </w:r>
+      <w:r>
+        <w:rPr/>
+        <w:t xml:space="preserve"> versión única (</w:t>
+      </w:r>
+      <w:r>
+        <w:rPr/>
+        <w:t xml:space="preserve">cargo-trust-v1</w:t>
+      </w:r>
+      <w:r>
+        <w:rPr/>
+        <w:t xml:space="preserve">), registro de aceptación con fecha, idioma y canal (app/web).</w:t>
+      </w:r>
+    </w:p>
+    <w:p>
+      <w:pPr>
+        <w:numPr>
+          <w:ilvl w:val="0"/>
+          <w:numId w:val="2"/>
+        </w:numPr>
+        <w:spacing w:lineRule="auto"/>
+      </w:pPr>
+      <w:r>
+        <w:rPr>
+          <w:b/>
+        </w:rPr>
+        <w:t xml:space="preserve">Consumidor y B2B:</w:t>
+      </w:r>
+      <w:r>
+        <w:rPr/>
+        <w:t xml:space="preserve"> si el piloto mezcla personas naturales y empresas; cláusulas arbitraje, jurisdicción y Ley del Consumidor.</w:t>
+      </w:r>
+    </w:p>
+    <w:p>
+      <w:pPr>
+        <w:numPr>
+          <w:ilvl w:val="0"/>
+          <w:numId w:val="2"/>
+        </w:numPr>
+        <w:spacing w:lineRule="auto"/>
+      </w:pPr>
+      <w:r>
+        <w:rPr>
+          <w:b/>
+        </w:rPr>
+        <w:t xml:space="preserve">Marca:</w:t>
+      </w:r>
+      <w:r>
+        <w:rPr/>
+        <w:t xml:space="preserve"> uso de nombre comercial Cubik / Uber Truck en contratos y comunicaciones al usuario.</w:t>
+      </w:r>
+    </w:p>
+    <w:p>
+      <w:pPr>
+        <w:spacing w:lineRule="auto"/>
+      </w:pPr>
+      <w:r>
+        <w:rPr/>
+        <w:t xml:space="preserve">Responsable revisión legal: equipo Cubik (externo abogado). Este borrador no constituye asesoría jurídica.</w:t>
+      </w:r>
+    </w:p>
+    <w:p>
+      <w:pPr>
+        <w:spacing w:lineRule="auto"/>
+      </w:pPr>
+      <w:hyperlink r:id="rId9">
         <w:r>
           <w:rPr>
             <w:rStyle w:val="Hyperlink"/>
@@ -734,7 +963,7 @@
         <w:rPr/>
         <w:t xml:space="preserve"> · </w:t>
       </w:r>
-      <w:hyperlink r:id="rId9">
+      <w:hyperlink r:id="rId10">
         <w:r>
           <w:rPr>
             <w:rStyle w:val="Hyperlink"/>
@@ -871,8 +1100,133 @@
       </w:rPr>
     </w:lvl>
   </w:abstractNum>
+  <w:abstractNum w:abstractNumId="2">
+    <w:lvl w:ilvl="0">
+      <w:start w:val="1"/>
+      <w:numFmt w:val="bullet"/>
+      <w:lvlText w:val=""/>
+      <w:lvlJc w:val="left"/>
+      <w:pPr>
+        <w:tabs>
+          <w:tab w:val="num" w:pos="720"/>
+        </w:tabs>
+        <w:ind w:left="720" w:hanging="360"/>
+      </w:pPr>
+      <w:rPr>
+        <w:rFonts w:ascii="Symbol" w:hAnsi="Symbol" w:hint="default"/>
+      </w:rPr>
+    </w:lvl>
+    <w:lvl w:ilvl="1">
+      <w:start w:val="1"/>
+      <w:numFmt w:val="bullet"/>
+      <w:lvlText w:val=""/>
+      <w:lvlJc w:val="left"/>
+      <w:pPr>
+        <w:tabs>
+          <w:tab w:val="num" w:pos="1440"/>
+        </w:tabs>
+        <w:ind w:left="1440" w:hanging="360"/>
+      </w:pPr>
+      <w:rPr>
+        <w:rFonts w:ascii="Symbol" w:hAnsi="Symbol" w:hint="default"/>
+      </w:rPr>
+    </w:lvl>
+    <w:lvl w:ilvl="2">
+      <w:start w:val="1"/>
+      <w:numFmt w:val="bullet"/>
+      <w:lvlText w:val=""/>
+      <w:lvlJc w:val="left"/>
+      <w:pPr>
+        <w:tabs>
+          <w:tab w:val="num" w:pos="2160"/>
+        </w:tabs>
+        <w:ind w:left="2160" w:hanging="360"/>
+      </w:pPr>
+      <w:rPr>
+        <w:rFonts w:ascii="Symbol" w:hAnsi="Symbol" w:hint="default"/>
+      </w:rPr>
+    </w:lvl>
+    <w:lvl w:ilvl="3">
+      <w:start w:val="1"/>
+      <w:numFmt w:val="bullet"/>
+      <w:lvlText w:val=""/>
+      <w:lvlJc w:val="left"/>
+      <w:pPr>
+        <w:tabs>
+          <w:tab w:val="num" w:pos="2880"/>
+        </w:tabs>
+        <w:ind w:left="2880" w:hanging="360"/>
+      </w:pPr>
+      <w:rPr>
+        <w:rFonts w:ascii="Symbol" w:hAnsi="Symbol" w:hint="default"/>
+      </w:rPr>
+    </w:lvl>
+    <w:lvl w:ilvl="4">
+      <w:start w:val="1"/>
+      <w:numFmt w:val="bullet"/>
+      <w:lvlText w:val=""/>
+      <w:lvlJc w:val="left"/>
+      <w:pPr>
+        <w:tabs>
+          <w:tab w:val="num" w:pos="3600"/>
+        </w:tabs>
+        <w:ind w:left="3600" w:hanging="360"/>
+      </w:pPr>
+      <w:rPr>
+        <w:rFonts w:ascii="Symbol" w:hAnsi="Symbol" w:hint="default"/>
+      </w:rPr>
+    </w:lvl>
+    <w:lvl w:ilvl="5">
+      <w:start w:val="1"/>
+      <w:numFmt w:val="bullet"/>
+      <w:lvlText w:val=""/>
+      <w:lvlJc w:val="left"/>
+      <w:pPr>
+        <w:tabs>
+          <w:tab w:val="num" w:pos="4320"/>
+        </w:tabs>
+        <w:ind w:left="4320" w:hanging="360"/>
+      </w:pPr>
+      <w:rPr>
+        <w:rFonts w:ascii="Symbol" w:hAnsi="Symbol" w:hint="default"/>
+      </w:rPr>
+    </w:lvl>
+    <w:lvl w:ilvl="6">
+      <w:start w:val="1"/>
+      <w:numFmt w:val="bullet"/>
+      <w:lvlText w:val=""/>
+      <w:lvlJc w:val="left"/>
+      <w:pPr>
+        <w:tabs>
+          <w:tab w:val="num" w:pos="5040"/>
+        </w:tabs>
+        <w:ind w:left="5040" w:hanging="360"/>
+      </w:pPr>
+      <w:rPr>
+        <w:rFonts w:ascii="Symbol" w:hAnsi="Symbol" w:hint="default"/>
+      </w:rPr>
+    </w:lvl>
+    <w:lvl w:ilvl="7">
+      <w:start w:val="1"/>
+      <w:numFmt w:val="bullet"/>
+      <w:lvlText w:val=""/>
+      <w:lvlJc w:val="left"/>
+      <w:pPr>
+        <w:tabs>
+          <w:tab w:val="num" w:pos="5760"/>
+        </w:tabs>
+        <w:ind w:left="5760" w:hanging="360"/>
+      </w:pPr>
+      <w:rPr>
+        <w:rFonts w:ascii="Symbol" w:hAnsi="Symbol" w:hint="default"/>
+      </w:rPr>
+    </w:lvl>
+  </w:abstractNum>
   <w:num w:numId="1">
     <w:abstractNumId w:val="1"/>
+  </w:num>
+  <w:num w:numId="2">
+    <w:abstractNumId w:val="2"/>
   </w:num>
 </w:numbering>
 </file>
